--- a/q-system/output/architecture-report/kipi-system-prose-explainer-2026-05-13.docx
+++ b/q-system/output/architecture-report/kipi-system-prose-explainer-2026-05-13.docx
@@ -722,7 +722,7 @@
         <w:rPr>
           <w:sz w:val="22"/>
         </w:rPr>
-        <w:t>Kipi is built to run multiple businesses in parallel. Today it runs three: a security product company (KTLYST Labs), a consulting practice (4 Points Consulting), and an advocacy initiative (Pure Spectrum). Each is a distinct repository on disk. Each has its own Claude Code sessions, its own rules, its own canonical knowledge, its own voice variants where appropriate, its own stakeholders.</w:t>
+        <w:t>Kipi is built to run multiple businesses in parallel. Today it runs three: a security product company (KTLYST Labs), a consulting practice (client-a), and an advocacy initiative (client-b). Each is a distinct repository on disk. Each has its own Claude Code sessions, its own rules, its own canonical knowledge, its own voice variants where appropriate, its own stakeholders.</w:t>
       </w:r>
     </w:p>
     <w:p>
